--- a/docs/estado_actual_proyecto.docx
+++ b/docs/estado_actual_proyecto.docx
@@ -196,7 +196,7 @@
           <w:sz w:val="21"/>
           <w:szCs w:val="21"/>
         </w:rPr>
-        <w:t xml:space="preserve">Se desarrollo una bateria exclusiva e independiente ubicada en la carpeta tests_unitarias/, logrando la cobertura verificada del 100% de los 57 endpoints del backend mas los modulos criticos de negocio:</w:t>
+        <w:t>Se desarrollo una bateria exclusiva e independiente ubicada en la carpeta tests_unitarias/, logrando la cobertura verificada de 57 de los 69 endpoints del backend mas los modulos criticos de negocio:</w:t>
       </w:r>
     </w:p>
     <w:p>
@@ -215,7 +215,7 @@
           <w:sz w:val="21"/>
           <w:szCs w:val="21"/>
         </w:rPr>
-        <w:t xml:space="preserve">all_endpoints.unit.test.ts: 57 pruebas aprobadas cubriendo los 57 endpoints REST del sistema.</w:t>
+        <w:t>all_endpoints.unit.test.ts: 57 pruebas aprobadas cubriendo 57 de los 69 endpoints REST del sistema.</w:t>
       </w:r>
     </w:p>
     <w:p>
@@ -234,7 +234,7 @@
           <w:sz w:val="21"/>
           <w:szCs w:val="21"/>
         </w:rPr>
-        <w:t xml:space="preserve">security_and_auth.unit.test.ts: 7 pruebas aprobadas (CORS, Tenant validation, API Key, Error Sanitizer).</w:t>
+        <w:t>security_and_auth.unit.test.ts: 35 pruebas aprobadas (CORS, validacion de tenant, API Key, RBAC, aislamiento multi-tenant por token, JWT y sanitizacion de errores).</w:t>
       </w:r>
     </w:p>
     <w:p>
@@ -324,7 +324,7 @@
           <w:sz w:val="21"/>
           <w:szCs w:val="21"/>
         </w:rPr>
-        <w:t xml:space="preserve">Total Pruebas Unitarias Exclusivas: 87 pruebas aprobadas (100% exito).</w:t>
+        <w:t>Total Pruebas Unitarias Exclusivas: 126 pruebas aprobadas (100% exito).</w:t>
       </w:r>
     </w:p>
     <w:p>
@@ -338,7 +338,7 @@
           <w:sz w:val="21"/>
           <w:szCs w:val="21"/>
         </w:rPr>
-        <w:t xml:space="preserve">Total Pruebas de Integracion: 60 pruebas aprobadas (100% exito). Gran total del sistema: 147 pruebas automatizadas superadas.</w:t>
+        <w:t>Total Pruebas de Integracion: 81 pruebas aprobadas (100% exito). Gran total del sistema: 207 pruebas automatizadas superadas.</w:t>
       </w:r>
     </w:p>
     <w:p>
@@ -672,7 +672,7 @@
                 <w:sz w:val="17"/>
                 <w:szCs w:val="17"/>
               </w:rPr>
-              <w:t xml:space="preserve">100% (57/57 Endpoints)</w:t>
+              <w:t>83% (57/69 Endpoints)</w:t>
             </w:r>
           </w:p>
         </w:tc>

--- a/docs/estado_actual_proyecto.docx
+++ b/docs/estado_actual_proyecto.docx
@@ -196,7 +196,7 @@
           <w:sz w:val="21"/>
           <w:szCs w:val="21"/>
         </w:rPr>
-        <w:t>Se desarrollo una bateria exclusiva e independiente ubicada en la carpeta tests_unitarias/, logrando la cobertura verificada de 57 de los 69 endpoints del backend mas los modulos criticos de negocio:</w:t>
+        <w:t>Se desarrollo una bateria exclusiva e independiente ubicada en la carpeta tests_unitarias/, logrando la cobertura verificada del 100% de los 69 endpoints del backend mas los modulos criticos de negocio:</w:t>
       </w:r>
     </w:p>
     <w:p>
@@ -215,7 +215,7 @@
           <w:sz w:val="21"/>
           <w:szCs w:val="21"/>
         </w:rPr>
-        <w:t>all_endpoints.unit.test.ts: 57 pruebas aprobadas cubriendo 57 de los 69 endpoints REST del sistema.</w:t>
+        <w:t>all_endpoints.unit.test.ts: 69 pruebas aprobadas cubriendo los 69 endpoints REST del sistema.</w:t>
       </w:r>
     </w:p>
     <w:p>
@@ -324,7 +324,7 @@
           <w:sz w:val="21"/>
           <w:szCs w:val="21"/>
         </w:rPr>
-        <w:t>Total Pruebas Unitarias Exclusivas: 126 pruebas aprobadas (100% exito).</w:t>
+        <w:t>Total Pruebas Unitarias Exclusivas: 138 pruebas aprobadas (100% exito).</w:t>
       </w:r>
     </w:p>
     <w:p>
@@ -338,7 +338,7 @@
           <w:sz w:val="21"/>
           <w:szCs w:val="21"/>
         </w:rPr>
-        <w:t>Total Pruebas de Integracion: 81 pruebas aprobadas (100% exito). Gran total del sistema: 207 pruebas automatizadas superadas.</w:t>
+        <w:t>Total Pruebas de Integracion: 81 pruebas aprobadas (100% exito). Gran total del sistema: 219 pruebas automatizadas superadas.</w:t>
       </w:r>
     </w:p>
     <w:p>
@@ -672,7 +672,7 @@
                 <w:sz w:val="17"/>
                 <w:szCs w:val="17"/>
               </w:rPr>
-              <w:t>83% (57/69 Endpoints)</w:t>
+              <w:t>100% (69/69 Endpoints)</w:t>
             </w:r>
           </w:p>
         </w:tc>

--- a/docs/estado_actual_proyecto.docx
+++ b/docs/estado_actual_proyecto.docx
@@ -324,7 +324,7 @@
           <w:sz w:val="21"/>
           <w:szCs w:val="21"/>
         </w:rPr>
-        <w:t>Total Pruebas Unitarias Exclusivas: 138 pruebas aprobadas (100% exito).</w:t>
+        <w:t>Total Pruebas Unitarias Exclusivas: 144 pruebas aprobadas (100% exito).</w:t>
       </w:r>
     </w:p>
     <w:p>
@@ -338,7 +338,7 @@
           <w:sz w:val="21"/>
           <w:szCs w:val="21"/>
         </w:rPr>
-        <w:t>Total Pruebas de Integracion: 81 pruebas aprobadas (100% exito). Gran total del sistema: 219 pruebas automatizadas superadas.</w:t>
+        <w:t>Total Pruebas de Integracion: 81 pruebas aprobadas (100% exito). Gran total del sistema: 225 pruebas automatizadas superadas.</w:t>
       </w:r>
     </w:p>
     <w:p>

--- a/docs/estado_actual_proyecto.docx
+++ b/docs/estado_actual_proyecto.docx
@@ -196,7 +196,7 @@
           <w:sz w:val="21"/>
           <w:szCs w:val="21"/>
         </w:rPr>
-        <w:t>Se desarrollo una bateria exclusiva e independiente ubicada en la carpeta tests_unitarias/, logrando la cobertura verificada del 100% de los 69 endpoints del backend mas los modulos criticos de negocio:</w:t>
+        <w:t>Se desarrollo una bateria exclusiva e independiente ubicada en la carpeta tests_unitarias/, logrando la cobertura verificada del 100% de los 71 endpoints del backend mas los modulos criticos de negocio:</w:t>
       </w:r>
     </w:p>
     <w:p>
@@ -215,7 +215,7 @@
           <w:sz w:val="21"/>
           <w:szCs w:val="21"/>
         </w:rPr>
-        <w:t>all_endpoints.unit.test.ts: 69 pruebas aprobadas cubriendo los 69 endpoints REST del sistema.</w:t>
+        <w:t>all_endpoints.unit.test.ts: 71 pruebas aprobadas cubriendo los 71 endpoints REST del sistema.</w:t>
       </w:r>
     </w:p>
     <w:p>
@@ -324,7 +324,7 @@
           <w:sz w:val="21"/>
           <w:szCs w:val="21"/>
         </w:rPr>
-        <w:t>Total Pruebas Unitarias Exclusivas: 144 pruebas aprobadas (100% exito).</w:t>
+        <w:t>Total Pruebas Unitarias Exclusivas: 154 pruebas aprobadas (100% exito).</w:t>
       </w:r>
     </w:p>
     <w:p>
@@ -338,7 +338,7 @@
           <w:sz w:val="21"/>
           <w:szCs w:val="21"/>
         </w:rPr>
-        <w:t>Total Pruebas de Integracion: 81 pruebas aprobadas (100% exito). Gran total del sistema: 225 pruebas automatizadas superadas.</w:t>
+        <w:t>Total Pruebas de Integracion: 81 pruebas aprobadas (100% exito). Gran total del sistema: 235 pruebas automatizadas superadas.</w:t>
       </w:r>
     </w:p>
     <w:p>
@@ -672,7 +672,7 @@
                 <w:sz w:val="17"/>
                 <w:szCs w:val="17"/>
               </w:rPr>
-              <w:t>100% (69/69 Endpoints)</w:t>
+              <w:t>100% (71/71 Endpoints)</w:t>
             </w:r>
           </w:p>
         </w:tc>

--- a/docs/estado_actual_proyecto.docx
+++ b/docs/estado_actual_proyecto.docx
@@ -196,7 +196,7 @@
           <w:sz w:val="21"/>
           <w:szCs w:val="21"/>
         </w:rPr>
-        <w:t>Se desarrollo una bateria exclusiva e independiente ubicada en la carpeta tests_unitarias/, logrando la cobertura verificada del 100% de los 71 endpoints del backend mas los modulos criticos de negocio:</w:t>
+        <w:t>Se desarrollo una bateria exclusiva e independiente ubicada en la carpeta tests_unitarias/, logrando la cobertura verificada del 100% de los 72 endpoints del backend mas los modulos criticos de negocio:</w:t>
       </w:r>
     </w:p>
     <w:p>
@@ -215,7 +215,7 @@
           <w:sz w:val="21"/>
           <w:szCs w:val="21"/>
         </w:rPr>
-        <w:t>all_endpoints.unit.test.ts: 71 pruebas aprobadas cubriendo los 71 endpoints REST del sistema.</w:t>
+        <w:t>all_endpoints.unit.test.ts: 72 pruebas aprobadas cubriendo los 72 endpoints REST del sistema.</w:t>
       </w:r>
     </w:p>
     <w:p>
@@ -324,7 +324,7 @@
           <w:sz w:val="21"/>
           <w:szCs w:val="21"/>
         </w:rPr>
-        <w:t>Total Pruebas Unitarias Exclusivas: 154 pruebas aprobadas (100% exito).</w:t>
+        <w:t>Total Pruebas Unitarias Exclusivas: 163 pruebas aprobadas (100% exito).</w:t>
       </w:r>
     </w:p>
     <w:p>
@@ -338,7 +338,7 @@
           <w:sz w:val="21"/>
           <w:szCs w:val="21"/>
         </w:rPr>
-        <w:t>Total Pruebas de Integracion: 81 pruebas aprobadas (100% exito). Gran total del sistema: 235 pruebas automatizadas superadas.</w:t>
+        <w:t>Total Pruebas de Integracion: 81 pruebas aprobadas (100% exito). Gran total del sistema: 244 pruebas automatizadas superadas.</w:t>
       </w:r>
     </w:p>
     <w:p>
@@ -672,7 +672,7 @@
                 <w:sz w:val="17"/>
                 <w:szCs w:val="17"/>
               </w:rPr>
-              <w:t>100% (71/71 Endpoints)</w:t>
+              <w:t>100% (72/72 Endpoints)</w:t>
             </w:r>
           </w:p>
         </w:tc>

--- a/docs/estado_actual_proyecto.docx
+++ b/docs/estado_actual_proyecto.docx
@@ -324,7 +324,7 @@
           <w:sz w:val="21"/>
           <w:szCs w:val="21"/>
         </w:rPr>
-        <w:t>Total Pruebas Unitarias Exclusivas: 163 pruebas aprobadas (100% exito).</w:t>
+        <w:t>Total Pruebas Unitarias Exclusivas: 172 pruebas aprobadas (100% exito).</w:t>
       </w:r>
     </w:p>
     <w:p>
@@ -338,7 +338,7 @@
           <w:sz w:val="21"/>
           <w:szCs w:val="21"/>
         </w:rPr>
-        <w:t>Total Pruebas de Integracion: 81 pruebas aprobadas (100% exito). Gran total del sistema: 244 pruebas automatizadas superadas.</w:t>
+        <w:t>Total Pruebas de Integracion: 81 pruebas aprobadas (100% exito). Gran total del sistema: 253 pruebas automatizadas superadas.</w:t>
       </w:r>
     </w:p>
     <w:p>

--- a/docs/estado_actual_proyecto.docx
+++ b/docs/estado_actual_proyecto.docx
@@ -324,7 +324,7 @@
           <w:sz w:val="21"/>
           <w:szCs w:val="21"/>
         </w:rPr>
-        <w:t>Total Pruebas Unitarias Exclusivas: 172 pruebas aprobadas (100% exito).</w:t>
+        <w:t>Total Pruebas Unitarias Exclusivas: 188 pruebas aprobadas (100% exito).</w:t>
       </w:r>
     </w:p>
     <w:p>
@@ -338,7 +338,7 @@
           <w:sz w:val="21"/>
           <w:szCs w:val="21"/>
         </w:rPr>
-        <w:t>Total Pruebas de Integracion: 81 pruebas aprobadas (100% exito). Gran total del sistema: 253 pruebas automatizadas superadas.</w:t>
+        <w:t>Total Pruebas de Integracion: 81 pruebas aprobadas (100% exito). Gran total del sistema: 269 pruebas automatizadas superadas.</w:t>
       </w:r>
     </w:p>
     <w:p>

--- a/docs/estado_actual_proyecto.docx
+++ b/docs/estado_actual_proyecto.docx
@@ -324,7 +324,7 @@
           <w:sz w:val="21"/>
           <w:szCs w:val="21"/>
         </w:rPr>
-        <w:t>Total Pruebas Unitarias Exclusivas: 188 pruebas aprobadas (100% exito).</w:t>
+        <w:t>Total Pruebas Unitarias Exclusivas: 193 pruebas aprobadas (100% exito).</w:t>
       </w:r>
     </w:p>
     <w:p>
@@ -338,7 +338,7 @@
           <w:sz w:val="21"/>
           <w:szCs w:val="21"/>
         </w:rPr>
-        <w:t>Total Pruebas de Integracion: 81 pruebas aprobadas (100% exito). Gran total del sistema: 269 pruebas automatizadas superadas.</w:t>
+        <w:t>Total Pruebas de Integracion: 87 pruebas aprobadas (100% exito). Gran total del sistema: 280 pruebas automatizadas superadas.</w:t>
       </w:r>
     </w:p>
     <w:p>

--- a/docs/estado_actual_proyecto.docx
+++ b/docs/estado_actual_proyecto.docx
@@ -324,7 +324,7 @@
           <w:sz w:val="21"/>
           <w:szCs w:val="21"/>
         </w:rPr>
-        <w:t>Total Pruebas Unitarias Exclusivas: 193 pruebas aprobadas (100% exito).</w:t>
+        <w:t>Total Pruebas Unitarias Exclusivas: 199 pruebas aprobadas (100% exito).</w:t>
       </w:r>
     </w:p>
     <w:p>
@@ -338,7 +338,7 @@
           <w:sz w:val="21"/>
           <w:szCs w:val="21"/>
         </w:rPr>
-        <w:t>Total Pruebas de Integracion: 87 pruebas aprobadas (100% exito). Gran total del sistema: 280 pruebas automatizadas superadas.</w:t>
+        <w:t>Total Pruebas de Integracion: 87 pruebas aprobadas (100% exito). Gran total del sistema: 286 pruebas automatizadas superadas.</w:t>
       </w:r>
     </w:p>
     <w:p>

--- a/docs/estado_actual_proyecto.docx
+++ b/docs/estado_actual_proyecto.docx
@@ -324,7 +324,7 @@
           <w:sz w:val="21"/>
           <w:szCs w:val="21"/>
         </w:rPr>
-        <w:t>Total Pruebas Unitarias Exclusivas: 199 pruebas aprobadas (100% exito).</w:t>
+        <w:t>Total Pruebas Unitarias Exclusivas: 211 pruebas aprobadas (100% exito).</w:t>
       </w:r>
     </w:p>
     <w:p>
@@ -338,7 +338,7 @@
           <w:sz w:val="21"/>
           <w:szCs w:val="21"/>
         </w:rPr>
-        <w:t>Total Pruebas de Integracion: 87 pruebas aprobadas (100% exito). Gran total del sistema: 286 pruebas automatizadas superadas.</w:t>
+        <w:t>Total Pruebas de Integracion: 87 pruebas aprobadas (100% exito). Gran total del sistema: 298 pruebas automatizadas superadas.</w:t>
       </w:r>
     </w:p>
     <w:p>

--- a/docs/estado_actual_proyecto.docx
+++ b/docs/estado_actual_proyecto.docx
@@ -324,7 +324,7 @@
           <w:sz w:val="21"/>
           <w:szCs w:val="21"/>
         </w:rPr>
-        <w:t>Total Pruebas Unitarias Exclusivas: 211 pruebas aprobadas (100% exito).</w:t>
+        <w:t>Total Pruebas Unitarias Exclusivas: 216 pruebas aprobadas (100% exito).</w:t>
       </w:r>
     </w:p>
     <w:p>
@@ -338,7 +338,7 @@
           <w:sz w:val="21"/>
           <w:szCs w:val="21"/>
         </w:rPr>
-        <w:t>Total Pruebas de Integracion: 87 pruebas aprobadas (100% exito). Gran total del sistema: 298 pruebas automatizadas superadas.</w:t>
+        <w:t>Total Pruebas de Integracion: 87 pruebas aprobadas (100% exito). Gran total del sistema: 303 pruebas automatizadas superadas.</w:t>
       </w:r>
     </w:p>
     <w:p>

--- a/docs/estado_actual_proyecto.docx
+++ b/docs/estado_actual_proyecto.docx
@@ -324,7 +324,7 @@
           <w:sz w:val="21"/>
           <w:szCs w:val="21"/>
         </w:rPr>
-        <w:t>Total Pruebas Unitarias Exclusivas: 216 pruebas aprobadas (100% exito).</w:t>
+        <w:t>Total Pruebas Unitarias Exclusivas: 221 pruebas aprobadas (100% exito).</w:t>
       </w:r>
     </w:p>
     <w:p>
@@ -338,7 +338,7 @@
           <w:sz w:val="21"/>
           <w:szCs w:val="21"/>
         </w:rPr>
-        <w:t>Total Pruebas de Integracion: 87 pruebas aprobadas (100% exito). Gran total del sistema: 303 pruebas automatizadas superadas.</w:t>
+        <w:t>Total Pruebas de Integracion: 87 pruebas aprobadas (100% exito). Gran total del sistema: 308 pruebas automatizadas superadas.</w:t>
       </w:r>
     </w:p>
     <w:p>

--- a/docs/estado_actual_proyecto.docx
+++ b/docs/estado_actual_proyecto.docx
@@ -196,7 +196,7 @@
           <w:sz w:val="21"/>
           <w:szCs w:val="21"/>
         </w:rPr>
-        <w:t>Se desarrollo una bateria exclusiva e independiente ubicada en la carpeta tests_unitarias/, logrando la cobertura verificada del 100% de los 72 endpoints del backend mas los modulos criticos de negocio:</w:t>
+        <w:t>Se desarrollo una bateria exclusiva e independiente ubicada en la carpeta tests_unitarias/, logrando la cobertura verificada del 100% de los 69 endpoints del backend mas los modulos criticos de negocio:</w:t>
       </w:r>
     </w:p>
     <w:p>
@@ -215,7 +215,7 @@
           <w:sz w:val="21"/>
           <w:szCs w:val="21"/>
         </w:rPr>
-        <w:t>all_endpoints.unit.test.ts: 72 pruebas aprobadas cubriendo los 72 endpoints REST del sistema.</w:t>
+        <w:t>all_endpoints.unit.test.ts: 72 pruebas aprobadas cubriendo los 69 endpoints REST del sistema.</w:t>
       </w:r>
     </w:p>
     <w:p>
@@ -324,7 +324,7 @@
           <w:sz w:val="21"/>
           <w:szCs w:val="21"/>
         </w:rPr>
-        <w:t>Total Pruebas Unitarias Exclusivas: 221 pruebas aprobadas (100% exito).</w:t>
+        <w:t>Total Pruebas Unitarias Exclusivas: 213 pruebas aprobadas (100% exito).</w:t>
       </w:r>
     </w:p>
     <w:p>
@@ -338,7 +338,7 @@
           <w:sz w:val="21"/>
           <w:szCs w:val="21"/>
         </w:rPr>
-        <w:t>Total Pruebas de Integracion: 87 pruebas aprobadas (100% exito). Gran total del sistema: 308 pruebas automatizadas superadas.</w:t>
+        <w:t>Total Pruebas de Integracion: 84 pruebas aprobadas (100% exito). Gran total del sistema: 297 pruebas automatizadas superadas.</w:t>
       </w:r>
     </w:p>
     <w:p>
@@ -672,7 +672,7 @@
                 <w:sz w:val="17"/>
                 <w:szCs w:val="17"/>
               </w:rPr>
-              <w:t>100% (72/72 Endpoints)</w:t>
+              <w:t>100% (72/69 Endpoints)</w:t>
             </w:r>
           </w:p>
         </w:tc>
